--- a/Modelos/AG/FDMS/declaracao_fiscal_FDMS.docx
+++ b/Modelos/AG/FDMS/declaracao_fiscal_FDMS.docx
@@ -10,6 +10,7 @@
           <w:sz w:val="28"/>
         </w:rPr>
       </w:pPr>
+      <w:bookmarkStart w:id="0" w:name="_GoBack"/>
       <w:r>
         <w:rPr>
           <w:noProof/>
@@ -169,21 +170,7 @@
           <w:rFonts w:ascii="Times New Roman" w:hAnsi="Times New Roman"/>
           <w:sz w:val="20"/>
         </w:rPr>
-        <w:t>Lei n.</w:t>
-      </w:r>
-      <w:r>
-        <w:rPr>
-          <w:rFonts w:ascii="Times New Roman" w:hAnsi="Times New Roman"/>
-          <w:sz w:val="20"/>
-        </w:rPr>
-        <w:t xml:space="preserve"> </w:t>
-      </w:r>
-      <w:r>
-        <w:rPr>
-          <w:rFonts w:ascii="Times New Roman" w:hAnsi="Times New Roman"/>
-          <w:sz w:val="20"/>
-        </w:rPr>
-        <w:t>14.133/2021 regulamentada pelos Decretos n. 10.929/2022 e 11.430/2023;</w:t>
+        <w:t>Lei n. 14.133/2021 regulamentada pelos Decretos n. 10.929/2022 e 11.430/2023;</w:t>
       </w:r>
       <w:r>
         <w:rPr>
@@ -231,7 +218,6 @@
         <w:rPr>
           <w:rFonts w:ascii="Times New Roman" w:hAnsi="Times New Roman"/>
           <w:b/>
-          <w:color w:val="FF0000"/>
           <w:sz w:val="20"/>
         </w:rPr>
         <w:t>na Resolução UFSM n</w:t>
@@ -240,7 +226,6 @@
         <w:rPr>
           <w:rFonts w:ascii="Times New Roman" w:hAnsi="Times New Roman"/>
           <w:b/>
-          <w:color w:val="FF0000"/>
           <w:sz w:val="20"/>
         </w:rPr>
         <w:t>.</w:t>
@@ -249,7 +234,6 @@
         <w:rPr>
           <w:rFonts w:ascii="Times New Roman" w:hAnsi="Times New Roman"/>
           <w:b/>
-          <w:color w:val="FF0000"/>
           <w:sz w:val="20"/>
         </w:rPr>
         <w:t xml:space="preserve"> 0</w:t>
@@ -258,7 +242,6 @@
         <w:rPr>
           <w:rFonts w:ascii="Times New Roman" w:hAnsi="Times New Roman"/>
           <w:b/>
-          <w:color w:val="FF0000"/>
           <w:sz w:val="20"/>
         </w:rPr>
         <w:t>89</w:t>
@@ -267,7 +250,6 @@
         <w:rPr>
           <w:rFonts w:ascii="Times New Roman" w:hAnsi="Times New Roman"/>
           <w:b/>
-          <w:color w:val="FF0000"/>
           <w:sz w:val="20"/>
         </w:rPr>
         <w:t>/20</w:t>
@@ -276,7 +258,6 @@
         <w:rPr>
           <w:rFonts w:ascii="Times New Roman" w:hAnsi="Times New Roman"/>
           <w:b/>
-          <w:color w:val="FF0000"/>
           <w:sz w:val="20"/>
         </w:rPr>
         <w:t>22</w:t>
@@ -305,7 +286,6 @@
       <w:r>
         <w:rPr>
           <w:rFonts w:ascii="Times New Roman" w:hAnsi="Times New Roman"/>
-          <w:color w:val="FF0000"/>
           <w:sz w:val="20"/>
         </w:rPr>
         <w:t xml:space="preserve">{{ </w:t>
@@ -314,7 +294,6 @@
       <w:r>
         <w:rPr>
           <w:rFonts w:ascii="Times New Roman" w:hAnsi="Times New Roman"/>
-          <w:color w:val="FF0000"/>
           <w:sz w:val="20"/>
         </w:rPr>
         <w:t>titulo_projeto</w:t>
@@ -323,7 +302,6 @@
       <w:r>
         <w:rPr>
           <w:rFonts w:ascii="Times New Roman" w:hAnsi="Times New Roman"/>
-          <w:color w:val="FF0000"/>
           <w:sz w:val="20"/>
         </w:rPr>
         <w:t xml:space="preserve"> }}</w:t>
@@ -338,7 +316,6 @@
       <w:r>
         <w:rPr>
           <w:rFonts w:ascii="Times New Roman" w:hAnsi="Times New Roman"/>
-          <w:color w:val="FF0000"/>
           <w:sz w:val="20"/>
         </w:rPr>
         <w:t xml:space="preserve">{{ </w:t>
@@ -347,7 +324,6 @@
       <w:r>
         <w:rPr>
           <w:rFonts w:ascii="Times New Roman" w:hAnsi="Times New Roman"/>
-          <w:color w:val="FF0000"/>
           <w:sz w:val="20"/>
         </w:rPr>
         <w:t>n_projeto</w:t>
@@ -356,7 +332,6 @@
       <w:r>
         <w:rPr>
           <w:rFonts w:ascii="Times New Roman" w:hAnsi="Times New Roman"/>
-          <w:color w:val="FF0000"/>
           <w:sz w:val="20"/>
         </w:rPr>
         <w:t xml:space="preserve"> }}</w:t>
@@ -475,14 +450,12 @@
         <w:ind w:firstLine="851"/>
         <w:jc w:val="both"/>
         <w:rPr>
-          <w:color w:val="000000"/>
-          <w:sz w:val="20"/>
-          <w:szCs w:val="20"/>
-        </w:rPr>
-      </w:pPr>
-      <w:r>
-        <w:rPr>
-          <w:color w:val="000000"/>
+          <w:sz w:val="20"/>
+          <w:szCs w:val="20"/>
+        </w:rPr>
+      </w:pPr>
+      <w:r>
+        <w:rPr>
           <w:sz w:val="20"/>
           <w:szCs w:val="20"/>
         </w:rPr>
@@ -497,14 +470,12 @@
         <w:ind w:firstLine="851"/>
         <w:jc w:val="both"/>
         <w:rPr>
-          <w:color w:val="000000"/>
-          <w:sz w:val="20"/>
-          <w:szCs w:val="20"/>
-        </w:rPr>
-      </w:pPr>
-      <w:r>
-        <w:rPr>
-          <w:color w:val="000000"/>
+          <w:sz w:val="20"/>
+          <w:szCs w:val="20"/>
+        </w:rPr>
+      </w:pPr>
+      <w:r>
+        <w:rPr>
           <w:sz w:val="20"/>
           <w:szCs w:val="20"/>
         </w:rPr>
@@ -518,13 +489,15 @@
         <w:jc w:val="both"/>
         <w:rPr>
           <w:rFonts w:ascii="Times New Roman" w:hAnsi="Times New Roman" w:cs="Times New Roman"/>
-          <w:sz w:val="20"/>
-          <w:szCs w:val="20"/>
-        </w:rPr>
-      </w:pPr>
-      <w:r>
-        <w:rPr>
-          <w:rFonts w:ascii="Times New Roman" w:hAnsi="Times New Roman" w:cs="Times New Roman"/>
+          <w:color w:val="auto"/>
+          <w:sz w:val="20"/>
+          <w:szCs w:val="20"/>
+        </w:rPr>
+      </w:pPr>
+      <w:r>
+        <w:rPr>
+          <w:rFonts w:ascii="Times New Roman" w:hAnsi="Times New Roman" w:cs="Times New Roman"/>
+          <w:color w:val="auto"/>
           <w:sz w:val="20"/>
           <w:szCs w:val="20"/>
         </w:rPr>
@@ -534,6 +507,7 @@
         <w:rPr>
           <w:rFonts w:ascii="Times New Roman" w:hAnsi="Times New Roman" w:cs="Times New Roman"/>
           <w:b/>
+          <w:color w:val="auto"/>
           <w:sz w:val="20"/>
           <w:szCs w:val="20"/>
         </w:rPr>
@@ -543,6 +517,7 @@
         <w:rPr>
           <w:rFonts w:ascii="Times New Roman" w:hAnsi="Times New Roman" w:cs="Times New Roman"/>
           <w:b/>
+          <w:color w:val="auto"/>
           <w:sz w:val="20"/>
           <w:szCs w:val="20"/>
         </w:rPr>
@@ -552,6 +527,7 @@
         <w:rPr>
           <w:rFonts w:ascii="Times New Roman" w:hAnsi="Times New Roman" w:cs="Times New Roman"/>
           <w:b/>
+          <w:color w:val="auto"/>
           <w:sz w:val="20"/>
           <w:szCs w:val="20"/>
         </w:rPr>
@@ -560,6 +536,7 @@
       <w:r>
         <w:rPr>
           <w:rFonts w:ascii="Times New Roman" w:hAnsi="Times New Roman" w:cs="Times New Roman"/>
+          <w:color w:val="auto"/>
           <w:sz w:val="20"/>
           <w:szCs w:val="20"/>
         </w:rPr>
@@ -568,6 +545,7 @@
       <w:r>
         <w:rPr>
           <w:rFonts w:ascii="Times New Roman" w:hAnsi="Times New Roman" w:cs="Times New Roman"/>
+          <w:color w:val="auto"/>
           <w:sz w:val="20"/>
           <w:szCs w:val="20"/>
         </w:rPr>
@@ -576,6 +554,7 @@
       <w:r>
         <w:rPr>
           <w:rFonts w:ascii="Times New Roman" w:hAnsi="Times New Roman" w:cs="Times New Roman"/>
+          <w:color w:val="auto"/>
           <w:sz w:val="20"/>
           <w:szCs w:val="20"/>
         </w:rPr>
@@ -764,6 +743,7 @@
         <w:rPr>
           <w:rFonts w:ascii="Times New Roman" w:hAnsi="Times New Roman" w:cs="Times New Roman"/>
           <w:b/>
+          <w:color w:val="auto"/>
           <w:sz w:val="20"/>
           <w:szCs w:val="20"/>
         </w:rPr>
@@ -772,6 +752,7 @@
         <w:rPr>
           <w:rFonts w:ascii="Times New Roman" w:hAnsi="Times New Roman" w:cs="Times New Roman"/>
           <w:b/>
+          <w:color w:val="auto"/>
           <w:sz w:val="20"/>
           <w:szCs w:val="20"/>
         </w:rPr>
@@ -785,13 +766,15 @@
         <w:jc w:val="both"/>
         <w:rPr>
           <w:rFonts w:ascii="Times New Roman" w:hAnsi="Times New Roman" w:cs="Times New Roman"/>
-          <w:sz w:val="20"/>
-          <w:szCs w:val="20"/>
-        </w:rPr>
-      </w:pPr>
-      <w:r>
-        <w:rPr>
-          <w:rFonts w:ascii="Times New Roman" w:hAnsi="Times New Roman" w:cs="Times New Roman"/>
+          <w:color w:val="auto"/>
+          <w:sz w:val="20"/>
+          <w:szCs w:val="20"/>
+        </w:rPr>
+      </w:pPr>
+      <w:r>
+        <w:rPr>
+          <w:rFonts w:ascii="Times New Roman" w:hAnsi="Times New Roman" w:cs="Times New Roman"/>
+          <w:color w:val="auto"/>
           <w:sz w:val="20"/>
           <w:szCs w:val="20"/>
         </w:rPr>
@@ -801,6 +784,7 @@
       <w:r>
         <w:rPr>
           <w:rFonts w:ascii="Times New Roman" w:hAnsi="Times New Roman" w:cs="Times New Roman"/>
+          <w:color w:val="auto"/>
           <w:sz w:val="20"/>
           <w:szCs w:val="20"/>
         </w:rPr>
@@ -810,6 +794,7 @@
       <w:r>
         <w:rPr>
           <w:rFonts w:ascii="Times New Roman" w:hAnsi="Times New Roman" w:cs="Times New Roman"/>
+          <w:color w:val="auto"/>
           <w:sz w:val="20"/>
           <w:szCs w:val="20"/>
         </w:rPr>
@@ -823,13 +808,15 @@
         <w:jc w:val="both"/>
         <w:rPr>
           <w:rFonts w:ascii="Times New Roman" w:hAnsi="Times New Roman" w:cs="Times New Roman"/>
-          <w:sz w:val="20"/>
-          <w:szCs w:val="20"/>
-        </w:rPr>
-      </w:pPr>
-      <w:r>
-        <w:rPr>
-          <w:rFonts w:ascii="Times New Roman" w:hAnsi="Times New Roman" w:cs="Times New Roman"/>
+          <w:color w:val="auto"/>
+          <w:sz w:val="20"/>
+          <w:szCs w:val="20"/>
+        </w:rPr>
+      </w:pPr>
+      <w:r>
+        <w:rPr>
+          <w:rFonts w:ascii="Times New Roman" w:hAnsi="Times New Roman" w:cs="Times New Roman"/>
+          <w:color w:val="auto"/>
           <w:sz w:val="20"/>
           <w:szCs w:val="20"/>
         </w:rPr>
@@ -839,6 +826,7 @@
       <w:r>
         <w:rPr>
           <w:rFonts w:ascii="Times New Roman" w:hAnsi="Times New Roman" w:cs="Times New Roman"/>
+          <w:color w:val="auto"/>
           <w:sz w:val="20"/>
           <w:szCs w:val="20"/>
         </w:rPr>
@@ -848,6 +836,7 @@
       <w:r>
         <w:rPr>
           <w:rFonts w:ascii="Times New Roman" w:hAnsi="Times New Roman" w:cs="Times New Roman"/>
+          <w:color w:val="auto"/>
           <w:sz w:val="20"/>
           <w:szCs w:val="20"/>
         </w:rPr>
@@ -861,13 +850,15 @@
         <w:jc w:val="both"/>
         <w:rPr>
           <w:rFonts w:ascii="Times New Roman" w:hAnsi="Times New Roman" w:cs="Times New Roman"/>
-          <w:sz w:val="20"/>
-          <w:szCs w:val="20"/>
-        </w:rPr>
-      </w:pPr>
-      <w:r>
-        <w:rPr>
-          <w:rFonts w:ascii="Times New Roman" w:hAnsi="Times New Roman" w:cs="Times New Roman"/>
+          <w:color w:val="auto"/>
+          <w:sz w:val="20"/>
+          <w:szCs w:val="20"/>
+        </w:rPr>
+      </w:pPr>
+      <w:r>
+        <w:rPr>
+          <w:rFonts w:ascii="Times New Roman" w:hAnsi="Times New Roman" w:cs="Times New Roman"/>
+          <w:color w:val="auto"/>
           <w:sz w:val="20"/>
           <w:szCs w:val="20"/>
         </w:rPr>
@@ -881,13 +872,15 @@
         <w:jc w:val="both"/>
         <w:rPr>
           <w:rFonts w:ascii="Times New Roman" w:hAnsi="Times New Roman" w:cs="Times New Roman"/>
-          <w:sz w:val="20"/>
-          <w:szCs w:val="20"/>
-        </w:rPr>
-      </w:pPr>
-      <w:r>
-        <w:rPr>
-          <w:rFonts w:ascii="Times New Roman" w:hAnsi="Times New Roman" w:cs="Times New Roman"/>
+          <w:color w:val="auto"/>
+          <w:sz w:val="20"/>
+          <w:szCs w:val="20"/>
+        </w:rPr>
+      </w:pPr>
+      <w:r>
+        <w:rPr>
+          <w:rFonts w:ascii="Times New Roman" w:hAnsi="Times New Roman" w:cs="Times New Roman"/>
+          <w:color w:val="auto"/>
           <w:sz w:val="20"/>
           <w:szCs w:val="20"/>
         </w:rPr>
@@ -897,6 +890,7 @@
       <w:r>
         <w:rPr>
           <w:rFonts w:ascii="Times New Roman" w:hAnsi="Times New Roman" w:cs="Times New Roman"/>
+          <w:color w:val="auto"/>
           <w:sz w:val="20"/>
           <w:szCs w:val="20"/>
         </w:rPr>
@@ -906,6 +900,7 @@
       <w:r>
         <w:rPr>
           <w:rFonts w:ascii="Times New Roman" w:hAnsi="Times New Roman" w:cs="Times New Roman"/>
+          <w:color w:val="auto"/>
           <w:sz w:val="20"/>
           <w:szCs w:val="20"/>
         </w:rPr>
@@ -956,13 +951,15 @@
         <w:jc w:val="both"/>
         <w:rPr>
           <w:rFonts w:ascii="Times New Roman" w:hAnsi="Times New Roman" w:cs="Times New Roman"/>
-          <w:sz w:val="20"/>
-          <w:szCs w:val="20"/>
-        </w:rPr>
-      </w:pPr>
-      <w:r>
-        <w:rPr>
-          <w:rFonts w:ascii="Times New Roman" w:hAnsi="Times New Roman" w:cs="Times New Roman"/>
+          <w:color w:val="auto"/>
+          <w:sz w:val="20"/>
+          <w:szCs w:val="20"/>
+        </w:rPr>
+      </w:pPr>
+      <w:r>
+        <w:rPr>
+          <w:rFonts w:ascii="Times New Roman" w:hAnsi="Times New Roman" w:cs="Times New Roman"/>
+          <w:color w:val="auto"/>
           <w:sz w:val="20"/>
           <w:szCs w:val="20"/>
         </w:rPr>
@@ -972,6 +969,7 @@
       <w:r>
         <w:rPr>
           <w:rFonts w:ascii="Times New Roman" w:hAnsi="Times New Roman" w:cs="Times New Roman"/>
+          <w:color w:val="auto"/>
           <w:sz w:val="20"/>
           <w:szCs w:val="20"/>
         </w:rPr>
@@ -981,6 +979,7 @@
       <w:r>
         <w:rPr>
           <w:rFonts w:ascii="Times New Roman" w:hAnsi="Times New Roman" w:cs="Times New Roman"/>
+          <w:color w:val="auto"/>
           <w:sz w:val="20"/>
           <w:szCs w:val="20"/>
         </w:rPr>
@@ -994,13 +993,15 @@
         <w:jc w:val="both"/>
         <w:rPr>
           <w:rFonts w:ascii="Times New Roman" w:hAnsi="Times New Roman" w:cs="Times New Roman"/>
-          <w:sz w:val="20"/>
-          <w:szCs w:val="20"/>
-        </w:rPr>
-      </w:pPr>
-      <w:r>
-        <w:rPr>
-          <w:rFonts w:ascii="Times New Roman" w:hAnsi="Times New Roman" w:cs="Times New Roman"/>
+          <w:color w:val="auto"/>
+          <w:sz w:val="20"/>
+          <w:szCs w:val="20"/>
+        </w:rPr>
+      </w:pPr>
+      <w:r>
+        <w:rPr>
+          <w:rFonts w:ascii="Times New Roman" w:hAnsi="Times New Roman" w:cs="Times New Roman"/>
+          <w:color w:val="auto"/>
           <w:sz w:val="20"/>
           <w:szCs w:val="20"/>
         </w:rPr>
@@ -1014,13 +1015,15 @@
         <w:jc w:val="both"/>
         <w:rPr>
           <w:rFonts w:ascii="Times New Roman" w:hAnsi="Times New Roman" w:cs="Times New Roman"/>
-          <w:sz w:val="20"/>
-          <w:szCs w:val="20"/>
-        </w:rPr>
-      </w:pPr>
-      <w:r>
-        <w:rPr>
-          <w:rFonts w:ascii="Times New Roman" w:hAnsi="Times New Roman" w:cs="Times New Roman"/>
+          <w:color w:val="auto"/>
+          <w:sz w:val="20"/>
+          <w:szCs w:val="20"/>
+        </w:rPr>
+      </w:pPr>
+      <w:r>
+        <w:rPr>
+          <w:rFonts w:ascii="Times New Roman" w:hAnsi="Times New Roman" w:cs="Times New Roman"/>
+          <w:color w:val="auto"/>
           <w:sz w:val="20"/>
           <w:szCs w:val="20"/>
         </w:rPr>
@@ -1035,6 +1038,7 @@
         <w:rPr>
           <w:rFonts w:ascii="Times New Roman" w:hAnsi="Times New Roman" w:cs="Times New Roman"/>
           <w:i/>
+          <w:color w:val="auto"/>
           <w:sz w:val="20"/>
           <w:szCs w:val="20"/>
         </w:rPr>
@@ -1043,6 +1047,7 @@
         <w:rPr>
           <w:rFonts w:ascii="Times New Roman" w:hAnsi="Times New Roman" w:cs="Times New Roman"/>
           <w:i/>
+          <w:color w:val="auto"/>
           <w:sz w:val="20"/>
           <w:szCs w:val="20"/>
         </w:rPr>
@@ -1054,6 +1059,7 @@
         <w:rPr>
           <w:rFonts w:ascii="Times New Roman" w:hAnsi="Times New Roman" w:cs="Times New Roman"/>
           <w:i/>
+          <w:color w:val="auto"/>
           <w:sz w:val="20"/>
           <w:szCs w:val="20"/>
         </w:rPr>
@@ -1064,6 +1070,7 @@
         <w:rPr>
           <w:rFonts w:ascii="Times New Roman" w:hAnsi="Times New Roman" w:cs="Times New Roman"/>
           <w:i/>
+          <w:color w:val="auto"/>
           <w:sz w:val="20"/>
           <w:szCs w:val="20"/>
         </w:rPr>
@@ -1075,6 +1082,7 @@
           <w:b/>
           <w:bCs/>
           <w:i/>
+          <w:color w:val="auto"/>
           <w:sz w:val="20"/>
           <w:szCs w:val="20"/>
         </w:rPr>
@@ -1084,6 +1092,7 @@
         <w:rPr>
           <w:rFonts w:ascii="Times New Roman" w:hAnsi="Times New Roman" w:cs="Times New Roman"/>
           <w:i/>
+          <w:color w:val="auto"/>
           <w:sz w:val="20"/>
           <w:szCs w:val="20"/>
         </w:rPr>
@@ -1097,13 +1106,15 @@
         <w:jc w:val="both"/>
         <w:rPr>
           <w:rFonts w:ascii="Times New Roman" w:hAnsi="Times New Roman" w:cs="Times New Roman"/>
-          <w:sz w:val="20"/>
-          <w:szCs w:val="20"/>
-        </w:rPr>
-      </w:pPr>
-      <w:r>
-        <w:rPr>
-          <w:rFonts w:ascii="Times New Roman" w:hAnsi="Times New Roman" w:cs="Times New Roman"/>
+          <w:color w:val="auto"/>
+          <w:sz w:val="20"/>
+          <w:szCs w:val="20"/>
+        </w:rPr>
+      </w:pPr>
+      <w:r>
+        <w:rPr>
+          <w:rFonts w:ascii="Times New Roman" w:hAnsi="Times New Roman" w:cs="Times New Roman"/>
+          <w:color w:val="auto"/>
           <w:sz w:val="20"/>
           <w:szCs w:val="20"/>
         </w:rPr>
@@ -1113,6 +1124,7 @@
       <w:r>
         <w:rPr>
           <w:rFonts w:ascii="Times New Roman" w:hAnsi="Times New Roman" w:cs="Times New Roman"/>
+          <w:color w:val="auto"/>
           <w:sz w:val="20"/>
           <w:szCs w:val="20"/>
         </w:rPr>
@@ -1122,6 +1134,7 @@
       <w:r>
         <w:rPr>
           <w:rFonts w:ascii="Times New Roman" w:hAnsi="Times New Roman" w:cs="Times New Roman"/>
+          <w:color w:val="auto"/>
           <w:sz w:val="20"/>
           <w:szCs w:val="20"/>
         </w:rPr>
@@ -1135,13 +1148,15 @@
         <w:jc w:val="both"/>
         <w:rPr>
           <w:rFonts w:ascii="Times New Roman" w:hAnsi="Times New Roman" w:cs="Times New Roman"/>
-          <w:sz w:val="20"/>
-          <w:szCs w:val="20"/>
-        </w:rPr>
-      </w:pPr>
-      <w:r>
-        <w:rPr>
-          <w:rFonts w:ascii="Times New Roman" w:hAnsi="Times New Roman" w:cs="Times New Roman"/>
+          <w:color w:val="auto"/>
+          <w:sz w:val="20"/>
+          <w:szCs w:val="20"/>
+        </w:rPr>
+      </w:pPr>
+      <w:r>
+        <w:rPr>
+          <w:rFonts w:ascii="Times New Roman" w:hAnsi="Times New Roman" w:cs="Times New Roman"/>
+          <w:color w:val="auto"/>
           <w:sz w:val="20"/>
           <w:szCs w:val="20"/>
         </w:rPr>
@@ -1291,41 +1306,36 @@
         <w:spacing w:line="360" w:lineRule="auto"/>
         <w:jc w:val="right"/>
       </w:pPr>
-      <w:r>
-        <w:rPr>
-          <w:color w:val="FF0000"/>
-        </w:rPr>
+      <w:proofErr w:type="gramStart"/>
+      <w:r>
         <w:t xml:space="preserve">{{ </w:t>
       </w:r>
       <w:proofErr w:type="spellStart"/>
       <w:r>
-        <w:rPr>
-          <w:color w:val="FF0000"/>
-        </w:rPr>
-        <w:t>nome_fiscal</w:t>
+        <w:t>nome</w:t>
+      </w:r>
+      <w:proofErr w:type="gramEnd"/>
+      <w:r>
+        <w:t>_fiscal</w:t>
       </w:r>
       <w:proofErr w:type="spellEnd"/>
       <w:r>
-        <w:rPr>
-          <w:color w:val="FF0000"/>
-        </w:rPr>
-        <w:t xml:space="preserve"> }}   {{ </w:t>
+        <w:t xml:space="preserve"> }}   </w:t>
+      </w:r>
+      <w:r>
+        <w:br/>
+      </w:r>
+      <w:r>
+        <w:t xml:space="preserve">{{ </w:t>
       </w:r>
       <w:proofErr w:type="spellStart"/>
       <w:r>
-        <w:rPr>
-          <w:color w:val="FF0000"/>
-        </w:rPr>
         <w:t>siape_fiscal</w:t>
       </w:r>
       <w:proofErr w:type="spellEnd"/>
       <w:r>
-        <w:rPr>
-          <w:color w:val="FF0000"/>
-        </w:rPr>
         <w:t xml:space="preserve"> }}</w:t>
       </w:r>
-      <w:bookmarkStart w:id="0" w:name="_GoBack"/>
       <w:bookmarkEnd w:id="0"/>
     </w:p>
     <w:sectPr>
@@ -1747,7 +1757,6 @@
     <w:uiPriority w:val="99"/>
     <w:semiHidden/>
     <w:unhideWhenUsed/>
-    <w:qFormat/>
     <w:tblPr>
       <w:tblInd w:w="0" w:type="dxa"/>
       <w:tblCellMar>

--- a/Modelos/AG/FDMS/declaracao_fiscal_FDMS.docx
+++ b/Modelos/AG/FDMS/declaracao_fiscal_FDMS.docx
@@ -10,7 +10,6 @@
           <w:sz w:val="28"/>
         </w:rPr>
       </w:pPr>
-      <w:bookmarkStart w:id="0" w:name="_GoBack"/>
       <w:r>
         <w:rPr>
           <w:noProof/>
@@ -1306,17 +1305,15 @@
         <w:spacing w:line="360" w:lineRule="auto"/>
         <w:jc w:val="right"/>
       </w:pPr>
-      <w:proofErr w:type="gramStart"/>
+      <w:r>
+        <w:t xml:space="preserve">NOME: </w:t>
+      </w:r>
       <w:r>
         <w:t xml:space="preserve">{{ </w:t>
       </w:r>
       <w:proofErr w:type="spellStart"/>
       <w:r>
-        <w:t>nome</w:t>
-      </w:r>
-      <w:proofErr w:type="gramEnd"/>
-      <w:r>
-        <w:t>_fiscal</w:t>
+        <w:t>nome_fiscal</w:t>
       </w:r>
       <w:proofErr w:type="spellEnd"/>
       <w:r>
@@ -1326,6 +1323,11 @@
         <w:br/>
       </w:r>
       <w:r>
+        <w:t xml:space="preserve">SIAPE: </w:t>
+      </w:r>
+      <w:bookmarkStart w:id="0" w:name="_GoBack"/>
+      <w:bookmarkEnd w:id="0"/>
+      <w:r>
         <w:t xml:space="preserve">{{ </w:t>
       </w:r>
       <w:proofErr w:type="spellStart"/>
@@ -1336,7 +1338,6 @@
       <w:r>
         <w:t xml:space="preserve"> }}</w:t>
       </w:r>
-      <w:bookmarkEnd w:id="0"/>
     </w:p>
     <w:sectPr>
       <w:type w:val="continuous"/>

--- a/Modelos/AG/FDMS/declaracao_fiscal_FDMS.docx
+++ b/Modelos/AG/FDMS/declaracao_fiscal_FDMS.docx
@@ -273,7 +273,7 @@
           <w:rFonts w:ascii="Times New Roman" w:hAnsi="Times New Roman"/>
           <w:sz w:val="20"/>
         </w:rPr>
-        <w:t>contrato</w:t>
+        <w:t>Contrato Global</w:t>
       </w:r>
       <w:r>
         <w:rPr>
@@ -1217,7 +1217,6 @@
         </w:rPr>
         <w:t xml:space="preserve">Santa Maria, </w:t>
       </w:r>
-      <w:proofErr w:type="gramStart"/>
       <w:r>
         <w:rPr>
           <w:rFonts w:ascii="Times New Roman" w:hAnsi="Times New Roman"/>
@@ -1225,13 +1224,21 @@
         </w:rPr>
         <w:t>{{ data</w:t>
       </w:r>
-      <w:proofErr w:type="gramEnd"/>
-      <w:r>
-        <w:rPr>
-          <w:rFonts w:ascii="Times New Roman" w:hAnsi="Times New Roman"/>
-          <w:sz w:val="20"/>
-        </w:rPr>
-        <w:t xml:space="preserve"> atual }}</w:t>
+      <w:r>
+        <w:rPr>
+          <w:rFonts w:ascii="Times New Roman" w:hAnsi="Times New Roman"/>
+          <w:sz w:val="20"/>
+        </w:rPr>
+        <w:t>_</w:t>
+      </w:r>
+      <w:bookmarkStart w:id="0" w:name="_GoBack"/>
+      <w:bookmarkEnd w:id="0"/>
+      <w:r>
+        <w:rPr>
+          <w:rFonts w:ascii="Times New Roman" w:hAnsi="Times New Roman"/>
+          <w:sz w:val="20"/>
+        </w:rPr>
+        <w:t>atual }}</w:t>
       </w:r>
     </w:p>
     <w:p>
@@ -1297,7 +1304,7 @@
         <w:t>Fiscal</w:t>
       </w:r>
       <w:r>
-        <w:t xml:space="preserve"> do Projeto/Contrato</w:t>
+        <w:t xml:space="preserve"> do Projeto</w:t>
       </w:r>
     </w:p>
     <w:p>
@@ -1308,12 +1315,17 @@
       <w:r>
         <w:t xml:space="preserve">NOME: </w:t>
       </w:r>
+      <w:proofErr w:type="gramStart"/>
       <w:r>
         <w:t xml:space="preserve">{{ </w:t>
       </w:r>
       <w:proofErr w:type="spellStart"/>
       <w:r>
-        <w:t>nome_fiscal</w:t>
+        <w:t>nome</w:t>
+      </w:r>
+      <w:proofErr w:type="gramEnd"/>
+      <w:r>
+        <w:t>_fiscal</w:t>
       </w:r>
       <w:proofErr w:type="spellEnd"/>
       <w:r>
@@ -1325,8 +1337,6 @@
       <w:r>
         <w:t xml:space="preserve">SIAPE: </w:t>
       </w:r>
-      <w:bookmarkStart w:id="0" w:name="_GoBack"/>
-      <w:bookmarkEnd w:id="0"/>
       <w:r>
         <w:t xml:space="preserve">{{ </w:t>
       </w:r>

--- a/Modelos/AG/FDMS/declaracao_fiscal_FDMS.docx
+++ b/Modelos/AG/FDMS/declaracao_fiscal_FDMS.docx
@@ -273,14 +273,16 @@
           <w:rFonts w:ascii="Times New Roman" w:hAnsi="Times New Roman"/>
           <w:sz w:val="20"/>
         </w:rPr>
-        <w:t>Contrato Global</w:t>
-      </w:r>
-      <w:r>
-        <w:rPr>
-          <w:rFonts w:ascii="Times New Roman" w:hAnsi="Times New Roman"/>
-          <w:sz w:val="20"/>
-        </w:rPr>
-        <w:t xml:space="preserve"> que visa à operacionalização do projeto “</w:t>
+        <w:t xml:space="preserve">Contrato </w:t>
+      </w:r>
+      <w:bookmarkStart w:id="0" w:name="_GoBack"/>
+      <w:bookmarkEnd w:id="0"/>
+      <w:r>
+        <w:rPr>
+          <w:rFonts w:ascii="Times New Roman" w:hAnsi="Times New Roman"/>
+          <w:sz w:val="20"/>
+        </w:rPr>
+        <w:t>que visa à operacionalização do projeto “</w:t>
       </w:r>
       <w:r>
         <w:rPr>
@@ -1231,8 +1233,6 @@
         </w:rPr>
         <w:t>_</w:t>
       </w:r>
-      <w:bookmarkStart w:id="0" w:name="_GoBack"/>
-      <w:bookmarkEnd w:id="0"/>
       <w:r>
         <w:rPr>
           <w:rFonts w:ascii="Times New Roman" w:hAnsi="Times New Roman"/>
